--- a/rapports/2026-06-04/EQ16/EQ16_sup_v2/DR_051101000004/54-34-79-32.docx
+++ b/rapports/2026-06-04/EQ16/EQ16_sup_v2/DR_051101000004/54-34-79-32.docx
@@ -1174,7 +1174,7 @@
                 <w:color w:val="16A34A"/>
                 <w:sz w:val="16"/>
               </w:rPr>
-              <w:t>—</w:t>
+              <w:t>s00q29</w:t>
             </w:r>
           </w:p>
         </w:tc>
@@ -1984,7 +1984,7 @@
                 <w:color w:val="16A34A"/>
                 <w:sz w:val="16"/>
               </w:rPr>
-              <w:t>—</w:t>
+              <w:t>s01q32, s01q36, s01q38, s04q37_modif, s02q33, s02q34, s01q00b</w:t>
             </w:r>
           </w:p>
         </w:tc>
@@ -2164,7 +2164,7 @@
                 <w:color w:val="16A34A"/>
                 <w:sz w:val="16"/>
               </w:rPr>
-              <w:t>—</w:t>
+              <w:t>s00q27, s01q00a, s01q12, s01q13, s02q04, s03q11, s03q12, s01q01</w:t>
             </w:r>
           </w:p>
         </w:tc>
@@ -2254,7 +2254,7 @@
                 <w:color w:val="16A34A"/>
                 <w:sz w:val="16"/>
               </w:rPr>
-              <w:t>—</w:t>
+              <w:t>s00q27, s01q00a, s01q12, s01q13, s02q04, s03q11, s03q12, s01q01</w:t>
             </w:r>
           </w:p>
         </w:tc>
@@ -2344,7 +2344,7 @@
                 <w:color w:val="16A34A"/>
                 <w:sz w:val="16"/>
               </w:rPr>
-              <w:t>—</w:t>
+              <w:t>s01q10, s02q30, s02q34, s03q50, s04q23, s04q24, s04q37, s04q44</w:t>
             </w:r>
           </w:p>
         </w:tc>
@@ -2434,7 +2434,7 @@
                 <w:color w:val="16A34A"/>
                 <w:sz w:val="16"/>
               </w:rPr>
-              <w:t>—</w:t>
+              <w:t>s01q36, s01q38, s04q24, s02q13, s11q35a, s11q35b_code</w:t>
             </w:r>
           </w:p>
         </w:tc>
@@ -3514,7 +3514,7 @@
                 <w:color w:val="16A34A"/>
                 <w:sz w:val="16"/>
               </w:rPr>
-              <w:t>—</w:t>
+              <w:t>s01q41, s01q00b</w:t>
             </w:r>
           </w:p>
         </w:tc>
@@ -5404,7 +5404,7 @@
                 <w:color w:val="16A34A"/>
                 <w:sz w:val="16"/>
               </w:rPr>
-              <w:t>—</w:t>
+              <w:t>s01q25, s01q29, s01q30, s04q46, s01q00b</w:t>
             </w:r>
           </w:p>
         </w:tc>
@@ -8644,7 +8644,7 @@
                 <w:color w:val="16A34A"/>
                 <w:sz w:val="16"/>
               </w:rPr>
-              <w:t>—</w:t>
+              <w:t>s01q10, s02q30, s02q34, s03q50, s01q00b</w:t>
             </w:r>
           </w:p>
         </w:tc>
@@ -8734,7 +8734,7 @@
                 <w:color w:val="16A34A"/>
                 <w:sz w:val="16"/>
               </w:rPr>
-              <w:t>—</w:t>
+              <w:t>s01q41a, s02q20, s02q22, s03q07, s03q02, s01q00b, s03q02_autre</w:t>
             </w:r>
           </w:p>
         </w:tc>
@@ -8824,7 +8824,7 @@
                 <w:color w:val="16A34A"/>
                 <w:sz w:val="16"/>
               </w:rPr>
-              <w:t>—</w:t>
+              <w:t>s01q23, s01q00b, s01q23_autre</w:t>
             </w:r>
           </w:p>
         </w:tc>
@@ -8914,7 +8914,7 @@
                 <w:color w:val="16A34A"/>
                 <w:sz w:val="16"/>
               </w:rPr>
-              <w:t>—</w:t>
+              <w:t>s01q23, s01q00b, s01q23_autre</w:t>
             </w:r>
           </w:p>
         </w:tc>
@@ -9004,7 +9004,7 @@
                 <w:color w:val="16A34A"/>
                 <w:sz w:val="16"/>
               </w:rPr>
-              <w:t>—</w:t>
+              <w:t>s01q63, s00q04, s02q25, s04q17, s04q21, s01q00b, s01q29_1</w:t>
             </w:r>
           </w:p>
         </w:tc>
@@ -9184,7 +9184,7 @@
                 <w:color w:val="16A34A"/>
                 <w:sz w:val="16"/>
               </w:rPr>
-              <w:t>—</w:t>
+              <w:t>s01q47__1, s01q47__2, s01q47__3, s01q47__4, s01q47__5, s01q47__6, s01q47__7, s02q15</w:t>
             </w:r>
           </w:p>
         </w:tc>
@@ -9274,7 +9274,7 @@
                 <w:color w:val="16A34A"/>
                 <w:sz w:val="16"/>
               </w:rPr>
-              <w:t>—</w:t>
+              <w:t>s01q47__1, s01q47__2, s01q47__3, s01q47__4, s01q47__5, s01q47__6, s01q47__7, s02q15</w:t>
             </w:r>
           </w:p>
         </w:tc>
@@ -9454,7 +9454,7 @@
                 <w:color w:val="16A34A"/>
                 <w:sz w:val="16"/>
               </w:rPr>
-              <w:t>—</w:t>
+              <w:t>s01q23, s01q00b, s01q23_autre</w:t>
             </w:r>
           </w:p>
         </w:tc>
@@ -9544,7 +9544,7 @@
                 <w:color w:val="16A34A"/>
                 <w:sz w:val="16"/>
               </w:rPr>
-              <w:t>—</w:t>
+              <w:t>s01q23, s01q00b, s01q23_autre</w:t>
             </w:r>
           </w:p>
         </w:tc>
@@ -9994,7 +9994,7 @@
                 <w:color w:val="16A34A"/>
                 <w:sz w:val="16"/>
               </w:rPr>
-              <w:t>—</w:t>
+              <w:t>s02q02__1, s02q15, s02q17, s03q16, s04q27, s04q43, s04q63, s05q11</w:t>
             </w:r>
           </w:p>
         </w:tc>
@@ -12064,7 +12064,7 @@
                 <w:color w:val="16A34A"/>
                 <w:sz w:val="16"/>
               </w:rPr>
-              <w:t>—</w:t>
+              <w:t>s01q23, s01q00b, s01q23_autre</w:t>
             </w:r>
           </w:p>
         </w:tc>
@@ -12334,7 +12334,7 @@
                 <w:color w:val="16A34A"/>
                 <w:sz w:val="16"/>
               </w:rPr>
-              <w:t>—</w:t>
+              <w:t>s01q23, s01q00b, s01q23_autre</w:t>
             </w:r>
           </w:p>
         </w:tc>
@@ -12424,7 +12424,7 @@
                 <w:color w:val="16A34A"/>
                 <w:sz w:val="16"/>
               </w:rPr>
-              <w:t>—</w:t>
+              <w:t>s01q23, s01q00b, s01q23_autre</w:t>
             </w:r>
           </w:p>
         </w:tc>
@@ -12694,7 +12694,7 @@
                 <w:color w:val="16A34A"/>
                 <w:sz w:val="16"/>
               </w:rPr>
-              <w:t>—</w:t>
+              <w:t>s01q23, s01q00b, s01q23_autre</w:t>
             </w:r>
           </w:p>
         </w:tc>
@@ -13414,7 +13414,7 @@
                 <w:color w:val="16A34A"/>
                 <w:sz w:val="16"/>
               </w:rPr>
-              <w:t>—</w:t>
+              <w:t>s00q07a, s00q08, s00q10, s00q13_0, s00q15_0, s00q17_0, s00q23a, s00q23b</w:t>
             </w:r>
           </w:p>
         </w:tc>
@@ -17374,7 +17374,7 @@
                 <w:color w:val="16A34A"/>
                 <w:sz w:val="16"/>
               </w:rPr>
-              <w:t>—</w:t>
+              <w:t>s00q04, s01q41, s01q00b</w:t>
             </w:r>
           </w:p>
         </w:tc>
@@ -17464,7 +17464,7 @@
                 <w:color w:val="16A34A"/>
                 <w:sz w:val="16"/>
               </w:rPr>
-              <w:t>—</w:t>
+              <w:t>s00q04, s01q41a, s01q00b</w:t>
             </w:r>
           </w:p>
         </w:tc>
@@ -17554,7 +17554,7 @@
                 <w:color w:val="16A34A"/>
                 <w:sz w:val="16"/>
               </w:rPr>
-              <w:t>—</w:t>
+              <w:t>s00q04, s01q41, s01q00b</w:t>
             </w:r>
           </w:p>
         </w:tc>
@@ -17644,7 +17644,7 @@
                 <w:color w:val="16A34A"/>
                 <w:sz w:val="16"/>
               </w:rPr>
-              <w:t>—</w:t>
+              <w:t>s00q04, s01q41a, s01q00b</w:t>
             </w:r>
           </w:p>
         </w:tc>
@@ -17734,7 +17734,7 @@
                 <w:color w:val="16A34A"/>
                 <w:sz w:val="16"/>
               </w:rPr>
-              <w:t>—</w:t>
+              <w:t>s00q04, s01q41, s01q00b</w:t>
             </w:r>
           </w:p>
         </w:tc>
@@ -17824,7 +17824,7 @@
                 <w:color w:val="16A34A"/>
                 <w:sz w:val="16"/>
               </w:rPr>
-              <w:t>—</w:t>
+              <w:t>s00q04, s01q41a, s01q00b</w:t>
             </w:r>
           </w:p>
         </w:tc>
@@ -17914,7 +17914,7 @@
                 <w:color w:val="16A34A"/>
                 <w:sz w:val="16"/>
               </w:rPr>
-              <w:t>—</w:t>
+              <w:t>s00q04, s01q41, s01q00b</w:t>
             </w:r>
           </w:p>
         </w:tc>
@@ -18004,7 +18004,7 @@
                 <w:color w:val="16A34A"/>
                 <w:sz w:val="16"/>
               </w:rPr>
-              <w:t>—</w:t>
+              <w:t>s00q04, s01q41a, s01q00b</w:t>
             </w:r>
           </w:p>
         </w:tc>
@@ -18094,7 +18094,7 @@
                 <w:color w:val="16A34A"/>
                 <w:sz w:val="16"/>
               </w:rPr>
-              <w:t>—</w:t>
+              <w:t>s00q04, s01q41, s01q00b</w:t>
             </w:r>
           </w:p>
         </w:tc>
@@ -18184,7 +18184,7 @@
                 <w:color w:val="16A34A"/>
                 <w:sz w:val="16"/>
               </w:rPr>
-              <w:t>—</w:t>
+              <w:t>s00q04, s01q41a, s01q00b</w:t>
             </w:r>
           </w:p>
         </w:tc>
@@ -18274,7 +18274,7 @@
                 <w:color w:val="16A34A"/>
                 <w:sz w:val="16"/>
               </w:rPr>
-              <w:t>—</w:t>
+              <w:t>s00q04, s01q41, s01q00b</w:t>
             </w:r>
           </w:p>
         </w:tc>
@@ -18364,7 +18364,7 @@
                 <w:color w:val="16A34A"/>
                 <w:sz w:val="16"/>
               </w:rPr>
-              <w:t>—</w:t>
+              <w:t>s00q04, s01q41a, s01q00b</w:t>
             </w:r>
           </w:p>
         </w:tc>
@@ -18454,7 +18454,7 @@
                 <w:color w:val="16A34A"/>
                 <w:sz w:val="16"/>
               </w:rPr>
-              <w:t>—</w:t>
+              <w:t>s00q04, s01q41a, s01q00b</w:t>
             </w:r>
           </w:p>
         </w:tc>
@@ -18544,7 +18544,7 @@
                 <w:color w:val="16A34A"/>
                 <w:sz w:val="16"/>
               </w:rPr>
-              <w:t>—</w:t>
+              <w:t>s00q04, s01q41a, s01q00b</w:t>
             </w:r>
           </w:p>
         </w:tc>
@@ -18634,7 +18634,7 @@
                 <w:color w:val="16A34A"/>
                 <w:sz w:val="16"/>
               </w:rPr>
-              <w:t>—</w:t>
+              <w:t>s01q47__1, s01q47__2, s01q47__3, s01q47__4, s01q47__5, s01q47__6, s01q47__7, s02q15</w:t>
             </w:r>
           </w:p>
         </w:tc>
@@ -18814,7 +18814,7 @@
                 <w:color w:val="16A34A"/>
                 <w:sz w:val="16"/>
               </w:rPr>
-              <w:t>—</w:t>
+              <w:t>s00q07a, s01q54a, s01q54b, s02q20, s02q21, s03q53, s04q21, s01q00b</w:t>
             </w:r>
           </w:p>
         </w:tc>
@@ -18904,7 +18904,7 @@
                 <w:color w:val="16A34A"/>
                 <w:sz w:val="16"/>
               </w:rPr>
-              <w:t>—</w:t>
+              <w:t>s00q27, s01q03a, s01q03b, s01q03c, s02q04, s03q14, s04q15, s04q16</w:t>
             </w:r>
           </w:p>
         </w:tc>
@@ -18994,7 +18994,7 @@
                 <w:color w:val="16A34A"/>
                 <w:sz w:val="16"/>
               </w:rPr>
-              <w:t>—</w:t>
+              <w:t>s00q07a, s01q54a, s01q54b, s02q20, s02q21, s03q53, s04q21, s01q00b</w:t>
             </w:r>
           </w:p>
         </w:tc>
@@ -19084,7 +19084,7 @@
                 <w:color w:val="16A34A"/>
                 <w:sz w:val="16"/>
               </w:rPr>
-              <w:t>—</w:t>
+              <w:t>s01q64, s00q04, s02q20, s02q25, s04q17, s04q21, s04q35b, s04q46</w:t>
             </w:r>
           </w:p>
         </w:tc>
@@ -19354,7 +19354,7 @@
                 <w:color w:val="16A34A"/>
                 <w:sz w:val="16"/>
               </w:rPr>
-              <w:t>—</w:t>
+              <w:t>s01q35, s01q36, s01q37, s02q04, s02q15, s03q13, s03q14, s03q15</w:t>
             </w:r>
           </w:p>
         </w:tc>
@@ -19444,7 +19444,7 @@
                 <w:color w:val="16A34A"/>
                 <w:sz w:val="16"/>
               </w:rPr>
-              <w:t>—</w:t>
+              <w:t>s01q35, s01q36, s01q37, s02q04, s02q15, s03q13, s03q14, s03q15</w:t>
             </w:r>
           </w:p>
         </w:tc>
@@ -19534,7 +19534,7 @@
                 <w:color w:val="16A34A"/>
                 <w:sz w:val="16"/>
               </w:rPr>
-              <w:t>—</w:t>
+              <w:t>s01q35, s01q36, s01q37, s02q04, s02q15, s03q13, s03q14, s03q15</w:t>
             </w:r>
           </w:p>
         </w:tc>
@@ -19624,7 +19624,7 @@
                 <w:color w:val="16A34A"/>
                 <w:sz w:val="16"/>
               </w:rPr>
-              <w:t>—</w:t>
+              <w:t>s01q35, s01q36, s01q37, s02q04, s02q15, s03q13, s03q14, s03q15</w:t>
             </w:r>
           </w:p>
         </w:tc>
@@ -19714,7 +19714,7 @@
                 <w:color w:val="16A34A"/>
                 <w:sz w:val="16"/>
               </w:rPr>
-              <w:t>—</w:t>
+              <w:t>s01q35, s01q36, s01q37, s02q04, s02q15, s03q13, s03q14, s03q15</w:t>
             </w:r>
           </w:p>
         </w:tc>
@@ -19894,7 +19894,7 @@
                 <w:color w:val="16A34A"/>
                 <w:sz w:val="16"/>
               </w:rPr>
-              <w:t>—</w:t>
+              <w:t>s01q35, s01q36, s01q37, s02q04, s02q15, s03q13, s03q14, s03q15</w:t>
             </w:r>
           </w:p>
         </w:tc>
@@ -19984,7 +19984,7 @@
                 <w:color w:val="16A34A"/>
                 <w:sz w:val="16"/>
               </w:rPr>
-              <w:t>—</w:t>
+              <w:t>s01q35, s01q36, s01q37, s02q04, s02q15, s03q13, s03q14, s03q15</w:t>
             </w:r>
           </w:p>
         </w:tc>

--- a/rapports/2026-06-04/EQ16/EQ16_sup_v2/DR_051101000004/54-34-79-32.docx
+++ b/rapports/2026-06-04/EQ16/EQ16_sup_v2/DR_051101000004/54-34-79-32.docx
@@ -1385,7 +1385,7 @@
                 <w:i w:val="0"/>
                 <w:sz w:val="17"/>
               </w:rPr>
-              <w:t>Incohérent!! Le niveau d'instruction déclaré par l'un des enfants (Primaire) au niveau de la section 1 de Adama diarra diffère de celui donné par Adama diarra lui-même qui affirme ne pas avoir frequenté l'école formelle.</w:t>
+              <w:t>Incohérent!! Le niveau d'instruction déclaré par l'un des enfants (Secondaire 1er cycle) au niveau de la section 1 de Adama diarra diffère de celui donné par Adama diarra lui-même qui affirme ne pas avoir frequenté l'école formelle.</w:t>
             </w:r>
           </w:p>
         </w:tc>
